--- a/sania/2026-10-21_plan-marketing-t1-2027-huile-sania_v1.docx
+++ b/sania/2026-10-21_plan-marketing-t1-2027-huile-sania_v1.docx
@@ -321,11 +321,12 @@
       <w:tblPr>
         <w:tblStyle w:val="TableGrid"/>
         <w:tblW w:type="auto" w:w="0"/>
+        <w:tblLayout w:type="fixed"/>
         <w:tblLook w:firstColumn="1" w:firstRow="1" w:lastColumn="0" w:lastRow="0" w:noHBand="0" w:noVBand="1" w:val="04A0"/>
       </w:tblPr>
       <w:tblGrid>
-        <w:gridCol w:w="4986"/>
-        <w:gridCol w:w="4986"/>
+        <w:gridCol w:w="2268"/>
+        <w:gridCol w:w="7370"/>
       </w:tblGrid>
       <w:tr>
         <w:tc>
@@ -714,13 +715,14 @@
       <w:tblPr>
         <w:tblStyle w:val="TableGrid"/>
         <w:tblW w:type="auto" w:w="0"/>
+        <w:tblLayout w:type="fixed"/>
         <w:tblLook w:firstColumn="1" w:firstRow="1" w:lastColumn="0" w:lastRow="0" w:noHBand="0" w:noVBand="1" w:val="04A0"/>
       </w:tblPr>
       <w:tblGrid>
-        <w:gridCol w:w="2493"/>
-        <w:gridCol w:w="2493"/>
-        <w:gridCol w:w="2493"/>
-        <w:gridCol w:w="2493"/>
+        <w:gridCol w:w="2551"/>
+        <w:gridCol w:w="1701"/>
+        <w:gridCol w:w="1984"/>
+        <w:gridCol w:w="3402"/>
       </w:tblGrid>
       <w:tr>
         <w:tc>
@@ -1092,12 +1094,13 @@
       <w:tblPr>
         <w:tblStyle w:val="TableGrid"/>
         <w:tblW w:type="auto" w:w="0"/>
+        <w:tblLayout w:type="fixed"/>
         <w:tblLook w:firstColumn="1" w:firstRow="1" w:lastColumn="0" w:lastRow="0" w:noHBand="0" w:noVBand="1" w:val="04A0"/>
       </w:tblPr>
       <w:tblGrid>
-        <w:gridCol w:w="3324"/>
-        <w:gridCol w:w="3324"/>
-        <w:gridCol w:w="3324"/>
+        <w:gridCol w:w="2268"/>
+        <w:gridCol w:w="3685"/>
+        <w:gridCol w:w="3685"/>
       </w:tblGrid>
       <w:tr>
         <w:tc>
@@ -1441,13 +1444,14 @@
       <w:tblPr>
         <w:tblStyle w:val="TableGrid"/>
         <w:tblW w:type="auto" w:w="0"/>
+        <w:tblLayout w:type="fixed"/>
         <w:tblLook w:firstColumn="1" w:firstRow="1" w:lastColumn="0" w:lastRow="0" w:noHBand="0" w:noVBand="1" w:val="04A0"/>
       </w:tblPr>
       <w:tblGrid>
-        <w:gridCol w:w="2493"/>
-        <w:gridCol w:w="2493"/>
-        <w:gridCol w:w="2493"/>
-        <w:gridCol w:w="2493"/>
+        <w:gridCol w:w="2551"/>
+        <w:gridCol w:w="3118"/>
+        <w:gridCol w:w="1984"/>
+        <w:gridCol w:w="1984"/>
       </w:tblGrid>
       <w:tr>
         <w:tc>
@@ -1871,13 +1875,14 @@
       <w:tblPr>
         <w:tblStyle w:val="TableGrid"/>
         <w:tblW w:type="auto" w:w="0"/>
+        <w:tblLayout w:type="fixed"/>
         <w:tblLook w:firstColumn="1" w:firstRow="1" w:lastColumn="0" w:lastRow="0" w:noHBand="0" w:noVBand="1" w:val="04A0"/>
       </w:tblPr>
       <w:tblGrid>
-        <w:gridCol w:w="2493"/>
-        <w:gridCol w:w="2493"/>
-        <w:gridCol w:w="2493"/>
-        <w:gridCol w:w="2493"/>
+        <w:gridCol w:w="1814"/>
+        <w:gridCol w:w="2835"/>
+        <w:gridCol w:w="2494"/>
+        <w:gridCol w:w="2494"/>
       </w:tblGrid>
       <w:tr>
         <w:tc>
@@ -2188,13 +2193,14 @@
       <w:tblPr>
         <w:tblStyle w:val="TableGrid"/>
         <w:tblW w:type="auto" w:w="0"/>
+        <w:tblLayout w:type="fixed"/>
         <w:tblLook w:firstColumn="1" w:firstRow="1" w:lastColumn="0" w:lastRow="0" w:noHBand="0" w:noVBand="1" w:val="04A0"/>
       </w:tblPr>
       <w:tblGrid>
-        <w:gridCol w:w="2493"/>
-        <w:gridCol w:w="2493"/>
-        <w:gridCol w:w="2493"/>
-        <w:gridCol w:w="2493"/>
+        <w:gridCol w:w="1474"/>
+        <w:gridCol w:w="2551"/>
+        <w:gridCol w:w="3628"/>
+        <w:gridCol w:w="1984"/>
       </w:tblGrid>
       <w:tr>
         <w:tc>
@@ -3109,13 +3115,14 @@
       <w:tblPr>
         <w:tblStyle w:val="TableGrid"/>
         <w:tblW w:type="auto" w:w="0"/>
+        <w:tblLayout w:type="fixed"/>
         <w:tblLook w:firstColumn="1" w:firstRow="1" w:lastColumn="0" w:lastRow="0" w:noHBand="0" w:noVBand="1" w:val="04A0"/>
       </w:tblPr>
       <w:tblGrid>
-        <w:gridCol w:w="2493"/>
-        <w:gridCol w:w="2493"/>
-        <w:gridCol w:w="2493"/>
-        <w:gridCol w:w="2493"/>
+        <w:gridCol w:w="2154"/>
+        <w:gridCol w:w="1247"/>
+        <w:gridCol w:w="2041"/>
+        <w:gridCol w:w="4195"/>
       </w:tblGrid>
       <w:tr>
         <w:tc>
@@ -3492,13 +3499,14 @@
       <w:tblPr>
         <w:tblStyle w:val="TableGrid"/>
         <w:tblW w:type="auto" w:w="0"/>
+        <w:tblLayout w:type="fixed"/>
         <w:tblLook w:firstColumn="1" w:firstRow="1" w:lastColumn="0" w:lastRow="0" w:noHBand="0" w:noVBand="1" w:val="04A0"/>
       </w:tblPr>
       <w:tblGrid>
-        <w:gridCol w:w="2493"/>
-        <w:gridCol w:w="2493"/>
-        <w:gridCol w:w="2493"/>
-        <w:gridCol w:w="2493"/>
+        <w:gridCol w:w="4535"/>
+        <w:gridCol w:w="2268"/>
+        <w:gridCol w:w="1701"/>
+        <w:gridCol w:w="1134"/>
       </w:tblGrid>
       <w:tr>
         <w:tc>
@@ -4258,13 +4266,14 @@
       <w:tblPr>
         <w:tblStyle w:val="TableGrid"/>
         <w:tblW w:type="auto" w:w="0"/>
+        <w:tblLayout w:type="fixed"/>
         <w:tblLook w:firstColumn="1" w:firstRow="1" w:lastColumn="0" w:lastRow="0" w:noHBand="0" w:noVBand="1" w:val="04A0"/>
       </w:tblPr>
       <w:tblGrid>
-        <w:gridCol w:w="2493"/>
-        <w:gridCol w:w="2493"/>
-        <w:gridCol w:w="2493"/>
-        <w:gridCol w:w="2493"/>
+        <w:gridCol w:w="3969"/>
+        <w:gridCol w:w="1701"/>
+        <w:gridCol w:w="1701"/>
+        <w:gridCol w:w="2268"/>
       </w:tblGrid>
       <w:tr>
         <w:tc>
@@ -4841,14 +4850,15 @@
       <w:tblPr>
         <w:tblStyle w:val="TableGrid"/>
         <w:tblW w:type="auto" w:w="0"/>
+        <w:tblLayout w:type="fixed"/>
         <w:tblLook w:firstColumn="1" w:firstRow="1" w:lastColumn="0" w:lastRow="0" w:noHBand="0" w:noVBand="1" w:val="04A0"/>
       </w:tblPr>
       <w:tblGrid>
-        <w:gridCol w:w="1994"/>
-        <w:gridCol w:w="1994"/>
-        <w:gridCol w:w="1994"/>
-        <w:gridCol w:w="1994"/>
-        <w:gridCol w:w="1994"/>
+        <w:gridCol w:w="1020"/>
+        <w:gridCol w:w="1587"/>
+        <w:gridCol w:w="1134"/>
+        <w:gridCol w:w="4762"/>
+        <w:gridCol w:w="1134"/>
       </w:tblGrid>
       <w:tr>
         <w:tc>
@@ -5367,11 +5377,12 @@
       <w:tblPr>
         <w:tblStyle w:val="TableGrid"/>
         <w:tblW w:type="auto" w:w="0"/>
+        <w:tblLayout w:type="fixed"/>
         <w:tblLook w:firstColumn="1" w:firstRow="1" w:lastColumn="0" w:lastRow="0" w:noHBand="0" w:noVBand="1" w:val="04A0"/>
       </w:tblPr>
       <w:tblGrid>
-        <w:gridCol w:w="4986"/>
-        <w:gridCol w:w="4986"/>
+        <w:gridCol w:w="3685"/>
+        <w:gridCol w:w="5953"/>
       </w:tblGrid>
       <w:tr>
         <w:tc>

--- a/sania/2026-10-21_plan-marketing-t1-2027-huile-sania_v1.docx
+++ b/sania/2026-10-21_plan-marketing-t1-2027-huile-sania_v1.docx
@@ -320,9 +320,10 @@
     <w:tbl>
       <w:tblPr>
         <w:tblStyle w:val="TableGrid"/>
-        <w:tblW w:type="auto" w:w="0"/>
+        <w:tblW w:type="dxa" w:w="9639"/>
         <w:tblLayout w:type="fixed"/>
         <w:tblLook w:firstColumn="1" w:firstRow="1" w:lastColumn="0" w:lastRow="0" w:noHBand="0" w:noVBand="1" w:val="04A0"/>
+        <w:tblLayout w:type="fixed"/>
       </w:tblPr>
       <w:tblGrid>
         <w:gridCol w:w="2268"/>
@@ -714,9 +715,10 @@
     <w:tbl>
       <w:tblPr>
         <w:tblStyle w:val="TableGrid"/>
-        <w:tblW w:type="auto" w:w="0"/>
+        <w:tblW w:type="dxa" w:w="9639"/>
         <w:tblLayout w:type="fixed"/>
         <w:tblLook w:firstColumn="1" w:firstRow="1" w:lastColumn="0" w:lastRow="0" w:noHBand="0" w:noVBand="1" w:val="04A0"/>
+        <w:tblLayout w:type="fixed"/>
       </w:tblPr>
       <w:tblGrid>
         <w:gridCol w:w="2551"/>
@@ -1093,9 +1095,10 @@
     <w:tbl>
       <w:tblPr>
         <w:tblStyle w:val="TableGrid"/>
-        <w:tblW w:type="auto" w:w="0"/>
+        <w:tblW w:type="dxa" w:w="9639"/>
         <w:tblLayout w:type="fixed"/>
         <w:tblLook w:firstColumn="1" w:firstRow="1" w:lastColumn="0" w:lastRow="0" w:noHBand="0" w:noVBand="1" w:val="04A0"/>
+        <w:tblLayout w:type="fixed"/>
       </w:tblPr>
       <w:tblGrid>
         <w:gridCol w:w="2268"/>
@@ -1443,9 +1446,10 @@
     <w:tbl>
       <w:tblPr>
         <w:tblStyle w:val="TableGrid"/>
-        <w:tblW w:type="auto" w:w="0"/>
+        <w:tblW w:type="dxa" w:w="9639"/>
         <w:tblLayout w:type="fixed"/>
         <w:tblLook w:firstColumn="1" w:firstRow="1" w:lastColumn="0" w:lastRow="0" w:noHBand="0" w:noVBand="1" w:val="04A0"/>
+        <w:tblLayout w:type="fixed"/>
       </w:tblPr>
       <w:tblGrid>
         <w:gridCol w:w="2551"/>
@@ -1874,9 +1878,10 @@
     <w:tbl>
       <w:tblPr>
         <w:tblStyle w:val="TableGrid"/>
-        <w:tblW w:type="auto" w:w="0"/>
+        <w:tblW w:type="dxa" w:w="9639"/>
         <w:tblLayout w:type="fixed"/>
         <w:tblLook w:firstColumn="1" w:firstRow="1" w:lastColumn="0" w:lastRow="0" w:noHBand="0" w:noVBand="1" w:val="04A0"/>
+        <w:tblLayout w:type="fixed"/>
       </w:tblPr>
       <w:tblGrid>
         <w:gridCol w:w="1814"/>
@@ -2192,9 +2197,10 @@
     <w:tbl>
       <w:tblPr>
         <w:tblStyle w:val="TableGrid"/>
-        <w:tblW w:type="auto" w:w="0"/>
+        <w:tblW w:type="dxa" w:w="9639"/>
         <w:tblLayout w:type="fixed"/>
         <w:tblLook w:firstColumn="1" w:firstRow="1" w:lastColumn="0" w:lastRow="0" w:noHBand="0" w:noVBand="1" w:val="04A0"/>
+        <w:tblLayout w:type="fixed"/>
       </w:tblPr>
       <w:tblGrid>
         <w:gridCol w:w="1474"/>
@@ -3114,9 +3120,10 @@
     <w:tbl>
       <w:tblPr>
         <w:tblStyle w:val="TableGrid"/>
-        <w:tblW w:type="auto" w:w="0"/>
+        <w:tblW w:type="dxa" w:w="9639"/>
         <w:tblLayout w:type="fixed"/>
         <w:tblLook w:firstColumn="1" w:firstRow="1" w:lastColumn="0" w:lastRow="0" w:noHBand="0" w:noVBand="1" w:val="04A0"/>
+        <w:tblLayout w:type="fixed"/>
       </w:tblPr>
       <w:tblGrid>
         <w:gridCol w:w="2154"/>
@@ -3498,9 +3505,10 @@
     <w:tbl>
       <w:tblPr>
         <w:tblStyle w:val="TableGrid"/>
-        <w:tblW w:type="auto" w:w="0"/>
+        <w:tblW w:type="dxa" w:w="9639"/>
         <w:tblLayout w:type="fixed"/>
         <w:tblLook w:firstColumn="1" w:firstRow="1" w:lastColumn="0" w:lastRow="0" w:noHBand="0" w:noVBand="1" w:val="04A0"/>
+        <w:tblLayout w:type="fixed"/>
       </w:tblPr>
       <w:tblGrid>
         <w:gridCol w:w="4535"/>
@@ -4265,9 +4273,10 @@
     <w:tbl>
       <w:tblPr>
         <w:tblStyle w:val="TableGrid"/>
-        <w:tblW w:type="auto" w:w="0"/>
+        <w:tblW w:type="dxa" w:w="9639"/>
         <w:tblLayout w:type="fixed"/>
         <w:tblLook w:firstColumn="1" w:firstRow="1" w:lastColumn="0" w:lastRow="0" w:noHBand="0" w:noVBand="1" w:val="04A0"/>
+        <w:tblLayout w:type="fixed"/>
       </w:tblPr>
       <w:tblGrid>
         <w:gridCol w:w="3969"/>
@@ -4846,512 +4855,235 @@
         <w:t>Tous ces textes sont à valider avant envoi ou publication. Aucun ne cite de prix ni de récompense chiffrée tant que les paliers ne sont pas arrêtés.</w:t>
       </w:r>
     </w:p>
-    <w:tbl>
-      <w:tblPr>
-        <w:tblStyle w:val="TableGrid"/>
-        <w:tblW w:type="auto" w:w="0"/>
-        <w:tblLayout w:type="fixed"/>
-        <w:tblLook w:firstColumn="1" w:firstRow="1" w:lastColumn="0" w:lastRow="0" w:noHBand="0" w:noVBand="1" w:val="04A0"/>
-      </w:tblPr>
-      <w:tblGrid>
-        <w:gridCol w:w="1020"/>
-        <w:gridCol w:w="1587"/>
-        <w:gridCol w:w="1134"/>
-        <w:gridCol w:w="4762"/>
-        <w:gridCol w:w="1134"/>
-      </w:tblGrid>
-      <w:tr>
-        <w:tc>
-          <w:tcPr>
-            <w:tcW w:type="dxa" w:w="1020"/>
-            <w:shd w:val="clear" w:color="auto" w:fill="E81820"/>
-          </w:tcPr>
-          <w:p>
-            <w:r/>
-            <w:r>
-              <w:rPr>
-                <w:rFonts w:ascii="Poppins" w:hAnsi="Poppins"/>
-                <w:b/>
-                <w:color w:val="FFFFFF"/>
-                <w:sz w:val="18"/>
-              </w:rPr>
-              <w:t>Jour</w:t>
-            </w:r>
-          </w:p>
-        </w:tc>
-        <w:tc>
-          <w:tcPr>
-            <w:tcW w:type="dxa" w:w="1587"/>
-            <w:shd w:val="clear" w:color="auto" w:fill="E81820"/>
-          </w:tcPr>
-          <w:p>
-            <w:r/>
-            <w:r>
-              <w:rPr>
-                <w:rFonts w:ascii="Poppins" w:hAnsi="Poppins"/>
-                <w:b/>
-                <w:color w:val="FFFFFF"/>
-                <w:sz w:val="18"/>
-              </w:rPr>
-              <w:t>Canal</w:t>
-            </w:r>
-          </w:p>
-        </w:tc>
-        <w:tc>
-          <w:tcPr>
-            <w:tcW w:type="dxa" w:w="1134"/>
-            <w:shd w:val="clear" w:color="auto" w:fill="E81820"/>
-          </w:tcPr>
-          <w:p>
-            <w:r/>
-            <w:r>
-              <w:rPr>
-                <w:rFonts w:ascii="Poppins" w:hAnsi="Poppins"/>
-                <w:b/>
-                <w:color w:val="FFFFFF"/>
-                <w:sz w:val="18"/>
-              </w:rPr>
-              <w:t>Étape</w:t>
-            </w:r>
-          </w:p>
-        </w:tc>
-        <w:tc>
-          <w:tcPr>
-            <w:tcW w:type="dxa" w:w="4762"/>
-            <w:shd w:val="clear" w:color="auto" w:fill="E81820"/>
-          </w:tcPr>
-          <w:p>
-            <w:r/>
-            <w:r>
-              <w:rPr>
-                <w:rFonts w:ascii="Poppins" w:hAnsi="Poppins"/>
-                <w:b/>
-                <w:color w:val="FFFFFF"/>
-                <w:sz w:val="18"/>
-              </w:rPr>
-              <w:t>Texte</w:t>
-            </w:r>
-          </w:p>
-        </w:tc>
-        <w:tc>
-          <w:tcPr>
-            <w:tcW w:type="dxa" w:w="1134"/>
-            <w:shd w:val="clear" w:color="auto" w:fill="E81820"/>
-          </w:tcPr>
-          <w:p>
-            <w:r/>
-            <w:r>
-              <w:rPr>
-                <w:rFonts w:ascii="Poppins" w:hAnsi="Poppins"/>
-                <w:b/>
-                <w:color w:val="FFFFFF"/>
-                <w:sz w:val="18"/>
-              </w:rPr>
-              <w:t>Statut</w:t>
-            </w:r>
-          </w:p>
-        </w:tc>
-      </w:tr>
-      <w:tr>
-        <w:tc>
-          <w:tcPr>
-            <w:tcW w:type="dxa" w:w="1020"/>
-          </w:tcPr>
-          <w:p>
-            <w:r/>
-            <w:r>
-              <w:rPr>
-                <w:rFonts w:ascii="Poppins" w:hAnsi="Poppins"/>
-                <w:sz w:val="18"/>
-              </w:rPr>
-              <w:t>Lun. 4 janv.</w:t>
-            </w:r>
-          </w:p>
-        </w:tc>
-        <w:tc>
-          <w:tcPr>
-            <w:tcW w:type="dxa" w:w="1587"/>
-          </w:tcPr>
-          <w:p>
-            <w:r/>
-            <w:r>
-              <w:rPr>
-                <w:rFonts w:ascii="Poppins" w:hAnsi="Poppins"/>
-                <w:sz w:val="18"/>
-              </w:rPr>
-              <w:t>WhatsApp, grossistes actifs</w:t>
-            </w:r>
-          </w:p>
-        </w:tc>
-        <w:tc>
-          <w:tcPr>
-            <w:tcW w:type="dxa" w:w="1134"/>
-          </w:tcPr>
-          <w:p>
-            <w:r/>
-            <w:r>
-              <w:rPr>
-                <w:rFonts w:ascii="Poppins" w:hAnsi="Poppins"/>
-                <w:sz w:val="18"/>
-              </w:rPr>
-              <w:t>Découverte</w:t>
-            </w:r>
-          </w:p>
-        </w:tc>
-        <w:tc>
-          <w:tcPr>
-            <w:tcW w:type="dxa" w:w="4762"/>
-          </w:tcPr>
-          <w:p>
-            <w:r/>
-            <w:r>
-              <w:rPr>
-                <w:rFonts w:ascii="Poppins" w:hAnsi="Poppins"/>
-                <w:sz w:val="18"/>
-              </w:rPr>
-              <w:t>Bonne année de la part de toute l'équipe Sania ! Pour bien démarrer 2027, nous réunissons nos grossistes partenaires la semaine prochaine pour vous présenter le Club des grossistes Dinor : ce que vous commandez ce trimestre vous rapporte, palier après palier. Votre commercial vous appelle pour vous donner le lieu et l'heure. Pouvons-nous compter sur vous ?</w:t>
-            </w:r>
-          </w:p>
-        </w:tc>
-        <w:tc>
-          <w:tcPr>
-            <w:tcW w:type="dxa" w:w="1134"/>
-          </w:tcPr>
-          <w:p>
-            <w:r/>
-            <w:r>
-              <w:rPr>
-                <w:rFonts w:ascii="Poppins" w:hAnsi="Poppins"/>
-                <w:sz w:val="18"/>
-              </w:rPr>
-              <w:t>À valider</w:t>
-            </w:r>
-          </w:p>
-        </w:tc>
-      </w:tr>
-      <w:tr>
-        <w:tc>
-          <w:tcPr>
-            <w:tcW w:type="dxa" w:w="1020"/>
-            <w:shd w:val="clear" w:color="auto" w:fill="F6F6F6"/>
-          </w:tcPr>
-          <w:p>
-            <w:r/>
-            <w:r>
-              <w:rPr>
-                <w:rFonts w:ascii="Poppins" w:hAnsi="Poppins"/>
-                <w:sz w:val="18"/>
-              </w:rPr>
-              <w:t>Mar. 5 janv.</w:t>
-            </w:r>
-          </w:p>
-        </w:tc>
-        <w:tc>
-          <w:tcPr>
-            <w:tcW w:type="dxa" w:w="1587"/>
-            <w:shd w:val="clear" w:color="auto" w:fill="F6F6F6"/>
-          </w:tcPr>
-          <w:p>
-            <w:r/>
-            <w:r>
-              <w:rPr>
-                <w:rFonts w:ascii="Poppins" w:hAnsi="Poppins"/>
-                <w:sz w:val="18"/>
-              </w:rPr>
-              <w:t>Facebook et Instagram Dinor</w:t>
-            </w:r>
-          </w:p>
-        </w:tc>
-        <w:tc>
-          <w:tcPr>
-            <w:tcW w:type="dxa" w:w="1134"/>
-            <w:shd w:val="clear" w:color="auto" w:fill="F6F6F6"/>
-          </w:tcPr>
-          <w:p>
-            <w:r/>
-            <w:r>
-              <w:rPr>
-                <w:rFonts w:ascii="Poppins" w:hAnsi="Poppins"/>
-                <w:sz w:val="18"/>
-              </w:rPr>
-              <w:t>Découverte</w:t>
-            </w:r>
-          </w:p>
-        </w:tc>
-        <w:tc>
-          <w:tcPr>
-            <w:tcW w:type="dxa" w:w="4762"/>
-            <w:shd w:val="clear" w:color="auto" w:fill="F6F6F6"/>
-          </w:tcPr>
-          <w:p>
-            <w:r/>
-            <w:r>
-              <w:rPr>
-                <w:rFonts w:ascii="Poppins" w:hAnsi="Poppins"/>
-                <w:sz w:val="18"/>
-              </w:rPr>
-              <w:t>Nouvelle année, mêmes bons repas. 🍲 Avec Dinor, on partage du goût et du bonheur depuis 70 ans. Dites-nous en commentaire le plat que vous allez cuisiner ce week-end ! #Dinor #PartageonsDuGoût</w:t>
-            </w:r>
-          </w:p>
-        </w:tc>
-        <w:tc>
-          <w:tcPr>
-            <w:tcW w:type="dxa" w:w="1134"/>
-            <w:shd w:val="clear" w:color="auto" w:fill="F6F6F6"/>
-          </w:tcPr>
-          <w:p>
-            <w:r/>
-            <w:r>
-              <w:rPr>
-                <w:rFonts w:ascii="Poppins" w:hAnsi="Poppins"/>
-                <w:sz w:val="18"/>
-              </w:rPr>
-              <w:t>À valider</w:t>
-            </w:r>
-          </w:p>
-        </w:tc>
-      </w:tr>
-      <w:tr>
-        <w:tc>
-          <w:tcPr>
-            <w:tcW w:type="dxa" w:w="1020"/>
-          </w:tcPr>
-          <w:p>
-            <w:r/>
-            <w:r>
-              <w:rPr>
-                <w:rFonts w:ascii="Poppins" w:hAnsi="Poppins"/>
-                <w:sz w:val="18"/>
-              </w:rPr>
-              <w:t>Mer. 6 janv.</w:t>
-            </w:r>
-          </w:p>
-        </w:tc>
-        <w:tc>
-          <w:tcPr>
-            <w:tcW w:type="dxa" w:w="1587"/>
-          </w:tcPr>
-          <w:p>
-            <w:r/>
-            <w:r>
-              <w:rPr>
-                <w:rFonts w:ascii="Poppins" w:hAnsi="Poppins"/>
-                <w:sz w:val="18"/>
-              </w:rPr>
-              <w:t>Message des commerciaux aux boutiquiers</w:t>
-            </w:r>
-          </w:p>
-        </w:tc>
-        <w:tc>
-          <w:tcPr>
-            <w:tcW w:type="dxa" w:w="1134"/>
-          </w:tcPr>
-          <w:p>
-            <w:r/>
-            <w:r>
-              <w:rPr>
-                <w:rFonts w:ascii="Poppins" w:hAnsi="Poppins"/>
-                <w:sz w:val="18"/>
-              </w:rPr>
-              <w:t>Considération</w:t>
-            </w:r>
-          </w:p>
-        </w:tc>
-        <w:tc>
-          <w:tcPr>
-            <w:tcW w:type="dxa" w:w="4762"/>
-          </w:tcPr>
-          <w:p>
-            <w:r/>
-            <w:r>
-              <w:rPr>
-                <w:rFonts w:ascii="Poppins" w:hAnsi="Poppins"/>
-                <w:sz w:val="18"/>
-              </w:rPr>
-              <w:t>Bonjour, je suis [prénom], de Sania. Cette année, Dinor équipe les boutiques de quartier et organise un challenge avec des lots pendant le Ramadan. Une animatrice passera chez vous dans les prochains jours pour vous expliquer. On peut compter sur votre boutique ?</w:t>
-            </w:r>
-          </w:p>
-        </w:tc>
-        <w:tc>
-          <w:tcPr>
-            <w:tcW w:type="dxa" w:w="1134"/>
-          </w:tcPr>
-          <w:p>
-            <w:r/>
-            <w:r>
-              <w:rPr>
-                <w:rFonts w:ascii="Poppins" w:hAnsi="Poppins"/>
-                <w:sz w:val="18"/>
-              </w:rPr>
-              <w:t>À valider</w:t>
-            </w:r>
-          </w:p>
-        </w:tc>
-      </w:tr>
-      <w:tr>
-        <w:tc>
-          <w:tcPr>
-            <w:tcW w:type="dxa" w:w="1020"/>
-            <w:shd w:val="clear" w:color="auto" w:fill="F6F6F6"/>
-          </w:tcPr>
-          <w:p>
-            <w:r/>
-            <w:r>
-              <w:rPr>
-                <w:rFonts w:ascii="Poppins" w:hAnsi="Poppins"/>
-                <w:sz w:val="18"/>
-              </w:rPr>
-              <w:t>Jeu. 7 janv.</w:t>
-            </w:r>
-          </w:p>
-        </w:tc>
-        <w:tc>
-          <w:tcPr>
-            <w:tcW w:type="dxa" w:w="1587"/>
-            <w:shd w:val="clear" w:color="auto" w:fill="F6F6F6"/>
-          </w:tcPr>
-          <w:p>
-            <w:r/>
-            <w:r>
-              <w:rPr>
-                <w:rFonts w:ascii="Poppins" w:hAnsi="Poppins"/>
-                <w:sz w:val="18"/>
-              </w:rPr>
-              <w:t>Affichette en boutique</w:t>
-            </w:r>
-          </w:p>
-        </w:tc>
-        <w:tc>
-          <w:tcPr>
-            <w:tcW w:type="dxa" w:w="1134"/>
-            <w:shd w:val="clear" w:color="auto" w:fill="F6F6F6"/>
-          </w:tcPr>
-          <w:p>
-            <w:r/>
-            <w:r>
-              <w:rPr>
-                <w:rFonts w:ascii="Poppins" w:hAnsi="Poppins"/>
-                <w:sz w:val="18"/>
-              </w:rPr>
-              <w:t>Décision</w:t>
-            </w:r>
-          </w:p>
-        </w:tc>
-        <w:tc>
-          <w:tcPr>
-            <w:tcW w:type="dxa" w:w="4762"/>
-            <w:shd w:val="clear" w:color="auto" w:fill="F6F6F6"/>
-          </w:tcPr>
-          <w:p>
-            <w:r/>
-            <w:r>
-              <w:rPr>
-                <w:rFonts w:ascii="Poppins" w:hAnsi="Poppins"/>
-                <w:sz w:val="18"/>
-              </w:rPr>
-              <w:t>ICI, DINOR. Votre huile de toujours, en bouteille de 1 L, 1,5 L et en bidon. Dinor, partageons du goût, partageons du bonheur.</w:t>
-            </w:r>
-          </w:p>
-        </w:tc>
-        <w:tc>
-          <w:tcPr>
-            <w:tcW w:type="dxa" w:w="1134"/>
-            <w:shd w:val="clear" w:color="auto" w:fill="F6F6F6"/>
-          </w:tcPr>
-          <w:p>
-            <w:r/>
-            <w:r>
-              <w:rPr>
-                <w:rFonts w:ascii="Poppins" w:hAnsi="Poppins"/>
-                <w:sz w:val="18"/>
-              </w:rPr>
-              <w:t>À valider (maquette à produire)</w:t>
-            </w:r>
-          </w:p>
-        </w:tc>
-      </w:tr>
-      <w:tr>
-        <w:tc>
-          <w:tcPr>
-            <w:tcW w:type="dxa" w:w="1020"/>
-          </w:tcPr>
-          <w:p>
-            <w:r/>
-            <w:r>
-              <w:rPr>
-                <w:rFonts w:ascii="Poppins" w:hAnsi="Poppins"/>
-                <w:sz w:val="18"/>
-              </w:rPr>
-              <w:t>Ven. 8 janv.</w:t>
-            </w:r>
-          </w:p>
-        </w:tc>
-        <w:tc>
-          <w:tcPr>
-            <w:tcW w:type="dxa" w:w="1587"/>
-          </w:tcPr>
-          <w:p>
-            <w:r/>
-            <w:r>
-              <w:rPr>
-                <w:rFonts w:ascii="Poppins" w:hAnsi="Poppins"/>
-                <w:sz w:val="18"/>
-              </w:rPr>
-              <w:t>Script du spot radio (diffusion à partir du 25 janvier)</w:t>
-            </w:r>
-          </w:p>
-        </w:tc>
-        <w:tc>
-          <w:tcPr>
-            <w:tcW w:type="dxa" w:w="1134"/>
-          </w:tcPr>
-          <w:p>
-            <w:r/>
-            <w:r>
-              <w:rPr>
-                <w:rFonts w:ascii="Poppins" w:hAnsi="Poppins"/>
-                <w:sz w:val="18"/>
-              </w:rPr>
-              <w:t>Découverte</w:t>
-            </w:r>
-          </w:p>
-        </w:tc>
-        <w:tc>
-          <w:tcPr>
-            <w:tcW w:type="dxa" w:w="4762"/>
-          </w:tcPr>
-          <w:p>
-            <w:r/>
-            <w:r>
-              <w:rPr>
-                <w:rFonts w:ascii="Poppins" w:hAnsi="Poppins"/>
-                <w:sz w:val="18"/>
-              </w:rPr>
-              <w:t>[Bruit de friture] Voix de femme : « Ce soir, c'est alloco et poisson braisé. » Voix d'homme : « Et l'huile ? » Elle : « Dinor, comme toujours. Je la trouve à la boutique du coin. » Voix off : « Pour vos repas en famille, demandez Dinor dans votre boutique de quartier. Dinor, partageons du goût, partageons du bonheur. »</w:t>
-            </w:r>
-          </w:p>
-        </w:tc>
-        <w:tc>
-          <w:tcPr>
-            <w:tcW w:type="dxa" w:w="1134"/>
-          </w:tcPr>
-          <w:p>
-            <w:r/>
-            <w:r>
-              <w:rPr>
-                <w:rFonts w:ascii="Poppins" w:hAnsi="Poppins"/>
-                <w:sz w:val="18"/>
-              </w:rPr>
-              <w:t>À valider, puis version dans les langues locales</w:t>
-            </w:r>
-          </w:p>
-        </w:tc>
-      </w:tr>
-    </w:tbl>
     <w:p>
       <w:pPr>
-        <w:spacing w:after="80"/>
+        <w:spacing w:after="20"/>
       </w:pPr>
+      <w:r>
+        <w:rPr>
+          <w:rFonts w:ascii="Poppins" w:hAnsi="Poppins"/>
+          <w:b/>
+          <w:i w:val="0"/>
+          <w:color w:val="009040"/>
+          <w:sz w:val="22"/>
+        </w:rPr>
+        <w:t>Lundi 4 janvier · WhatsApp, grossistes actifs</w:t>
+      </w:r>
+    </w:p>
+    <w:p>
+      <w:pPr>
+        <w:spacing w:after="40"/>
+      </w:pPr>
+      <w:r>
+        <w:rPr>
+          <w:rFonts w:ascii="Poppins" w:hAnsi="Poppins"/>
+          <w:b w:val="0"/>
+          <w:i/>
+          <w:color w:val="6E6E73"/>
+          <w:sz w:val="18"/>
+        </w:rPr>
+        <w:t>Étape : Découverte · statut : à valider</w:t>
+      </w:r>
+    </w:p>
+    <w:p>
+      <w:pPr>
+        <w:spacing w:after="200"/>
+        <w:ind w:left="340"/>
+      </w:pPr>
+      <w:r>
+        <w:rPr>
+          <w:rFonts w:ascii="Poppins" w:hAnsi="Poppins"/>
+          <w:b w:val="0"/>
+          <w:i w:val="0"/>
+          <w:color w:val="27282C"/>
+          <w:sz w:val="21"/>
+        </w:rPr>
+        <w:t>Bonne année de la part de toute l'équipe Sania ! Pour bien démarrer 2027, nous réunissons nos grossistes partenaires la semaine prochaine pour vous présenter le Club des grossistes Dinor : ce que vous commandez ce trimestre vous rapporte, palier après palier. Votre commercial vous appelle pour vous donner le lieu et l'heure. Pouvons-nous compter sur vous ?</w:t>
+      </w:r>
+    </w:p>
+    <w:p>
+      <w:pPr>
+        <w:spacing w:after="20"/>
+      </w:pPr>
+      <w:r>
+        <w:rPr>
+          <w:rFonts w:ascii="Poppins" w:hAnsi="Poppins"/>
+          <w:b/>
+          <w:i w:val="0"/>
+          <w:color w:val="009040"/>
+          <w:sz w:val="22"/>
+        </w:rPr>
+        <w:t>Mardi 5 janvier · Facebook et Instagram Dinor</w:t>
+      </w:r>
+    </w:p>
+    <w:p>
+      <w:pPr>
+        <w:spacing w:after="40"/>
+      </w:pPr>
+      <w:r>
+        <w:rPr>
+          <w:rFonts w:ascii="Poppins" w:hAnsi="Poppins"/>
+          <w:b w:val="0"/>
+          <w:i/>
+          <w:color w:val="6E6E73"/>
+          <w:sz w:val="18"/>
+        </w:rPr>
+        <w:t>Étape : Découverte · statut : à valider</w:t>
+      </w:r>
+    </w:p>
+    <w:p>
+      <w:pPr>
+        <w:spacing w:after="200"/>
+        <w:ind w:left="340"/>
+      </w:pPr>
+      <w:r>
+        <w:rPr>
+          <w:rFonts w:ascii="Poppins" w:hAnsi="Poppins"/>
+          <w:b w:val="0"/>
+          <w:i w:val="0"/>
+          <w:color w:val="27282C"/>
+          <w:sz w:val="21"/>
+        </w:rPr>
+        <w:t>Nouvelle année, mêmes bons repas. 🍲 Avec Dinor, on partage du goût et du bonheur depuis 70 ans. Dites-nous en commentaire le plat que vous allez cuisiner ce week-end ! #Dinor #PartageonsDuGoût</w:t>
+      </w:r>
+    </w:p>
+    <w:p>
+      <w:pPr>
+        <w:spacing w:after="20"/>
+      </w:pPr>
+      <w:r>
+        <w:rPr>
+          <w:rFonts w:ascii="Poppins" w:hAnsi="Poppins"/>
+          <w:b/>
+          <w:i w:val="0"/>
+          <w:color w:val="009040"/>
+          <w:sz w:val="22"/>
+        </w:rPr>
+        <w:t>Mercredi 6 janvier · Message des commerciaux aux boutiquiers</w:t>
+      </w:r>
+    </w:p>
+    <w:p>
+      <w:pPr>
+        <w:spacing w:after="40"/>
+      </w:pPr>
+      <w:r>
+        <w:rPr>
+          <w:rFonts w:ascii="Poppins" w:hAnsi="Poppins"/>
+          <w:b w:val="0"/>
+          <w:i/>
+          <w:color w:val="6E6E73"/>
+          <w:sz w:val="18"/>
+        </w:rPr>
+        <w:t>Étape : Considération · statut : à valider</w:t>
+      </w:r>
+    </w:p>
+    <w:p>
+      <w:pPr>
+        <w:spacing w:after="200"/>
+        <w:ind w:left="340"/>
+      </w:pPr>
+      <w:r>
+        <w:rPr>
+          <w:rFonts w:ascii="Poppins" w:hAnsi="Poppins"/>
+          <w:b w:val="0"/>
+          <w:i w:val="0"/>
+          <w:color w:val="27282C"/>
+          <w:sz w:val="21"/>
+        </w:rPr>
+        <w:t>Bonjour, je suis [prénom], de Sania. Cette année, Dinor équipe les boutiques de quartier et organise un challenge avec des lots pendant le Ramadan. Une animatrice passera chez vous dans les prochains jours pour vous expliquer. On peut compter sur votre boutique ?</w:t>
+      </w:r>
+    </w:p>
+    <w:p>
+      <w:pPr>
+        <w:spacing w:after="20"/>
+      </w:pPr>
+      <w:r>
+        <w:rPr>
+          <w:rFonts w:ascii="Poppins" w:hAnsi="Poppins"/>
+          <w:b/>
+          <w:i w:val="0"/>
+          <w:color w:val="009040"/>
+          <w:sz w:val="22"/>
+        </w:rPr>
+        <w:t>Jeudi 7 janvier · Affichette en boutique (maquette à produire)</w:t>
+      </w:r>
+    </w:p>
+    <w:p>
+      <w:pPr>
+        <w:spacing w:after="40"/>
+      </w:pPr>
+      <w:r>
+        <w:rPr>
+          <w:rFonts w:ascii="Poppins" w:hAnsi="Poppins"/>
+          <w:b w:val="0"/>
+          <w:i/>
+          <w:color w:val="6E6E73"/>
+          <w:sz w:val="18"/>
+        </w:rPr>
+        <w:t>Étape : Décision · statut : à valider</w:t>
+      </w:r>
+    </w:p>
+    <w:p>
+      <w:pPr>
+        <w:spacing w:after="200"/>
+        <w:ind w:left="340"/>
+      </w:pPr>
+      <w:r>
+        <w:rPr>
+          <w:rFonts w:ascii="Poppins" w:hAnsi="Poppins"/>
+          <w:b w:val="0"/>
+          <w:i w:val="0"/>
+          <w:color w:val="27282C"/>
+          <w:sz w:val="21"/>
+        </w:rPr>
+        <w:t>ICI, DINOR. Votre huile de toujours, en bouteille de 1 L, 1,5 L et en bidon. Dinor, partageons du goût, partageons du bonheur.</w:t>
+      </w:r>
+    </w:p>
+    <w:p>
+      <w:pPr>
+        <w:spacing w:after="20"/>
+      </w:pPr>
+      <w:r>
+        <w:rPr>
+          <w:rFonts w:ascii="Poppins" w:hAnsi="Poppins"/>
+          <w:b/>
+          <w:i w:val="0"/>
+          <w:color w:val="009040"/>
+          <w:sz w:val="22"/>
+        </w:rPr>
+        <w:t>Vendredi 8 janvier · Script du spot radio, diffusé à partir du 25 janvier (version en langues locales ensuite)</w:t>
+      </w:r>
+    </w:p>
+    <w:p>
+      <w:pPr>
+        <w:spacing w:after="40"/>
+      </w:pPr>
+      <w:r>
+        <w:rPr>
+          <w:rFonts w:ascii="Poppins" w:hAnsi="Poppins"/>
+          <w:b w:val="0"/>
+          <w:i/>
+          <w:color w:val="6E6E73"/>
+          <w:sz w:val="18"/>
+        </w:rPr>
+        <w:t>Étape : Découverte · statut : à valider</w:t>
+      </w:r>
+    </w:p>
+    <w:p>
+      <w:pPr>
+        <w:spacing w:after="200"/>
+        <w:ind w:left="340"/>
+      </w:pPr>
+      <w:r>
+        <w:rPr>
+          <w:rFonts w:ascii="Poppins" w:hAnsi="Poppins"/>
+          <w:b w:val="0"/>
+          <w:i w:val="0"/>
+          <w:color w:val="27282C"/>
+          <w:sz w:val="21"/>
+        </w:rPr>
+        <w:t>[Bruit de friture] Voix de femme : « Ce soir, c'est alloco et poisson braisé. » Voix d'homme : « Et l'huile ? » Elle : « Dinor, comme toujours. Je la trouve à la boutique du coin. » Voix off : « Pour vos repas en famille, demandez Dinor dans votre boutique de quartier. Dinor, partageons du goût, partageons du bonheur. »</w:t>
+      </w:r>
     </w:p>
     <w:p>
       <w:r>
@@ -5376,9 +5108,10 @@
     <w:tbl>
       <w:tblPr>
         <w:tblStyle w:val="TableGrid"/>
-        <w:tblW w:type="auto" w:w="0"/>
+        <w:tblW w:type="dxa" w:w="9639"/>
         <w:tblLayout w:type="fixed"/>
         <w:tblLook w:firstColumn="1" w:firstRow="1" w:lastColumn="0" w:lastRow="0" w:noHBand="0" w:noVBand="1" w:val="04A0"/>
+        <w:tblLayout w:type="fixed"/>
       </w:tblPr>
       <w:tblGrid>
         <w:gridCol w:w="3685"/>
